--- a/docs/design/WMD6C_Block_Diagram.docx
+++ b/docs/design/WMD6C_Block_Diagram.docx
@@ -793,7 +793,7 @@
                 <w:sz w:val="14"/>
                 <w:szCs w:val="14"/>
               </w:rPr>
-              <w:t xml:space="preserve">PA8/PB15 UCPD1  CC1/CC2 PD Control</w:t>
+              <w:t xml:space="preserve">PA8/PA9 UCPD1  CC1/CC2 PD Control</w:t>
             </w:r>
           </w:p>
           <w:p>
@@ -2276,24 +2276,24 @@
                 <w:sz w:val="15"/>
                 <w:szCs w:val="15"/>
               </w:rPr>
-              <w:t xml:space="preserve">Q601 2SB733 PNP Motor</w:t>
-            </w:r>
-          </w:p>
-          <w:p>
-            <w:pPr>
-              <w:jc w:val="center"/>
-            </w:pPr>
-            <w:r>
-              <w:rPr>
-                <w:b w:val="false"/>
-                <w:bCs w:val="false"/>
-                <w:i w:val="false"/>
-                <w:iCs w:val="false"/>
-                <w:color w:val="000000"/>
-                <w:sz w:val="15"/>
-                <w:szCs w:val="15"/>
-              </w:rPr>
-              <w:t xml:space="preserve">DAC/PWM → Base</w:t>
+              <w:t xml:space="preserve">Q601 pkg pending Motor</w:t>
+            </w:r>
+          </w:p>
+          <w:p>
+            <w:pPr>
+              <w:jc w:val="center"/>
+            </w:pPr>
+            <w:r>
+              <w:rPr>
+                <w:b w:val="false"/>
+                <w:bCs w:val="false"/>
+                <w:i w:val="false"/>
+                <w:iCs w:val="false"/>
+                <w:color w:val="000000"/>
+                <w:sz w:val="15"/>
+                <w:szCs w:val="15"/>
+              </w:rPr>
+              <w:t xml:space="preserve">PWM → Base</w:t>
             </w:r>
           </w:p>
           <w:p>
